--- a/PHOCS-Docgentemplates/PHOCS Construction Permit for Water Supply System Template V0.3.docx
+++ b/PHOCS-Docgentemplates/PHOCS Construction Permit for Water Supply System Template V0.3.docx
@@ -1400,13 +1400,42 @@
               </w:rPr>
               <w:t xml:space="preserve"> </w:t>
             </w:r>
+            <w:r>
+              <w:rPr>
+                <w:rFonts w:ascii="Calibri" w:eastAsia="Times New Roman" w:hAnsi="Calibri" w:cs="Calibri"/>
+                <w:color w:val="000000"/>
+                <w:kern w:val="0"/>
+                <w14:ligatures w14:val="none"/>
+              </w:rPr>
+              <w:t>{{</w:t>
+            </w:r>
+            <w:proofErr w:type="spellStart"/>
+            <w:r>
+              <w:rPr>
+                <w:rFonts w:ascii="Calibri" w:eastAsia="Times New Roman" w:hAnsi="Calibri" w:cs="Calibri"/>
+                <w:color w:val="000000"/>
+                <w:kern w:val="0"/>
+                <w14:ligatures w14:val="none"/>
+              </w:rPr>
+              <w:t>SealedDate</w:t>
+            </w:r>
+            <w:proofErr w:type="spellEnd"/>
+            <w:r>
+              <w:rPr>
+                <w:rFonts w:ascii="Calibri" w:eastAsia="Times New Roman" w:hAnsi="Calibri" w:cs="Calibri"/>
+                <w:color w:val="000000"/>
+                <w:kern w:val="0"/>
+                <w14:ligatures w14:val="none"/>
+              </w:rPr>
+              <w:t>}}</w:t>
+            </w:r>
           </w:p>
           <w:p>
             <w:pPr>
               <w:spacing w:after="0" w:line="240" w:lineRule="auto"/>
               <w:rPr>
                 <w:rFonts w:ascii="Calibri" w:eastAsia="Times New Roman" w:hAnsi="Calibri" w:cs="Calibri"/>
-                <w:color w:val="4C94D8" w:themeColor="text2" w:themeTint="80"/>
+                <w:color w:val="000000"/>
                 <w:kern w:val="0"/>
                 <w14:ligatures w14:val="none"/>
               </w:rPr>
@@ -1414,7 +1443,7 @@
             <w:r>
               <w:rPr>
                 <w:rFonts w:ascii="Calibri" w:eastAsia="Times New Roman" w:hAnsi="Calibri" w:cs="Calibri"/>
-                <w:color w:val="4C94D8" w:themeColor="text2" w:themeTint="80"/>
+                <w:color w:val="000000"/>
                 <w:kern w:val="0"/>
                 <w14:ligatures w14:val="none"/>
               </w:rPr>
@@ -1424,7 +1453,7 @@
             <w:r>
               <w:rPr>
                 <w:rFonts w:ascii="Calibri" w:eastAsia="Times New Roman" w:hAnsi="Calibri" w:cs="Calibri"/>
-                <w:color w:val="4C94D8" w:themeColor="text2" w:themeTint="80"/>
+                <w:color w:val="000000"/>
                 <w:kern w:val="0"/>
                 <w14:ligatures w14:val="none"/>
               </w:rPr>
@@ -1434,7 +1463,7 @@
             <w:r>
               <w:rPr>
                 <w:rFonts w:ascii="Calibri" w:eastAsia="Times New Roman" w:hAnsi="Calibri" w:cs="Calibri"/>
-                <w:color w:val="4C94D8" w:themeColor="text2" w:themeTint="80"/>
+                <w:color w:val="000000"/>
                 <w:kern w:val="0"/>
                 <w14:ligatures w14:val="none"/>
               </w:rPr>
@@ -1707,7 +1736,6 @@
               </w:rPr>
               <w:t>{{</w:t>
             </w:r>
-            <w:proofErr w:type="spellStart"/>
             <w:r>
               <w:rPr>
                 <w:rFonts w:ascii="Calibri" w:eastAsia="Times New Roman" w:hAnsi="Calibri" w:cs="Calibri"/>
@@ -1717,7 +1745,6 @@
               </w:rPr>
               <w:t>BLAEngineeringDesignFirmName</w:t>
             </w:r>
-            <w:proofErr w:type="spellEnd"/>
             <w:r>
               <w:rPr>
                 <w:rFonts w:ascii="Calibri" w:eastAsia="Times New Roman" w:hAnsi="Calibri" w:cs="Calibri"/>
@@ -2155,6 +2182,39 @@
           <w:rFonts w:ascii="Calibri" w:eastAsiaTheme="minorEastAsia" w:hAnsi="Calibri" w:cs="Calibri"/>
         </w:rPr>
       </w:pPr>
+      <w:r>
+        <w:rPr>
+          <w:rFonts w:ascii="Calibri" w:eastAsiaTheme="minorEastAsia" w:hAnsi="Calibri" w:cs="Calibri"/>
+          <w:lang w:val="en-US"/>
+        </w:rPr>
+        <w:object w:dxaOrig="9810" w:dyaOrig="1490" w14:anchorId="7D96CBC5">
+          <v:shapetype id="_x0000_t75" coordsize="21600,21600" o:spt="75" o:preferrelative="t" path="m@4@5l@4@11@9@11@9@5xe" filled="f" stroked="f">
+            <v:stroke joinstyle="miter"/>
+            <v:formulas>
+              <v:f eqn="if lineDrawn pixelLineWidth 0"/>
+              <v:f eqn="sum @0 1 0"/>
+              <v:f eqn="sum 0 0 @1"/>
+              <v:f eqn="prod @2 1 2"/>
+              <v:f eqn="prod @3 21600 pixelWidth"/>
+              <v:f eqn="prod @3 21600 pixelHeight"/>
+              <v:f eqn="sum @0 0 1"/>
+              <v:f eqn="prod @6 1 2"/>
+              <v:f eqn="prod @7 21600 pixelWidth"/>
+              <v:f eqn="sum @8 21600 0"/>
+              <v:f eqn="prod @7 21600 pixelHeight"/>
+              <v:f eqn="sum @10 21600 0"/>
+            </v:formulas>
+            <v:path o:extrusionok="f" gradientshapeok="t" o:connecttype="rect"/>
+            <o:lock v:ext="edit" aspectratio="t"/>
+          </v:shapetype>
+          <v:shape id="_x0000_i1025" type="#_x0000_t75" style="width:490.5pt;height:74.5pt" o:ole="">
+            <v:imagedata r:id="rId10" o:title=""/>
+          </v:shape>
+          <o:OLEObject Type="Embed" ProgID="Word.Document.12" ShapeID="_x0000_i1025" DrawAspect="Content" ObjectID="_1817120246" r:id="rId11">
+            <o:FieldCodes>\s</o:FieldCodes>
+          </o:OLEObject>
+        </w:object>
+      </w:r>
     </w:p>
     <w:p>
       <w:pPr>
@@ -2266,7 +2326,7 @@
         </w:rPr>
         <w:t xml:space="preserve"> </w:t>
       </w:r>
-      <w:hyperlink r:id="rId10">
+      <w:hyperlink r:id="rId12">
         <w:r>
           <w:rPr>
             <w:rStyle w:val="Hyperlink"/>
@@ -2742,7 +2802,6 @@
         <w:rPr>
           <w:rFonts w:ascii="Calibri" w:eastAsiaTheme="minorEastAsia" w:hAnsi="Calibri" w:cs="Calibri"/>
         </w:rPr>
-        <w:lastRenderedPageBreak/>
         <w:t>(c) cannot be varied except by the issuance of a new construction permit</w:t>
       </w:r>
     </w:p>
@@ -3304,8 +3363,8 @@
       </w:pPr>
     </w:p>
     <w:sectPr>
-      <w:headerReference w:type="default" r:id="rId11"/>
-      <w:footerReference w:type="default" r:id="rId12"/>
+      <w:headerReference w:type="default" r:id="rId13"/>
+      <w:footerReference w:type="default" r:id="rId14"/>
       <w:pgSz w:w="12240" w:h="15840"/>
       <w:pgMar w:top="1440" w:right="990" w:bottom="1440" w:left="1440" w:header="708" w:footer="708" w:gutter="0"/>
       <w:cols w:space="708"/>
@@ -7658,6 +7717,26 @@
 </file>
 
 <file path=customXml/item1.xml><?xml version="1.0" encoding="utf-8"?>
+<?mso-contentType ?>
+<FormTemplates xmlns="http://schemas.microsoft.com/sharepoint/v3/contenttype/forms">
+  <Display>DocumentLibraryForm</Display>
+  <Edit>DocumentLibraryForm</Edit>
+  <New>DocumentLibraryForm</New>
+</FormTemplates>
+</file>
+
+<file path=customXml/item2.xml><?xml version="1.0" encoding="utf-8"?>
+<p:properties xmlns:p="http://schemas.microsoft.com/office/2006/metadata/properties" xmlns:xsi="http://www.w3.org/2001/XMLSchema-instance" xmlns:pc="http://schemas.microsoft.com/office/infopath/2007/PartnerControls">
+  <documentManagement>
+    <TaxCatchAll xmlns="7dbef119-c806-4674-99ce-75fbf3d23286" xsi:nil="true"/>
+    <lcf76f155ced4ddcb4097134ff3c332f xmlns="af8ade87-a05f-4700-bc65-05433890a910">
+      <Terms xmlns="http://schemas.microsoft.com/office/infopath/2007/PartnerControls"/>
+    </lcf76f155ced4ddcb4097134ff3c332f>
+  </documentManagement>
+</p:properties>
+</file>
+
+<file path=customXml/item3.xml><?xml version="1.0" encoding="utf-8"?>
 <ct:contentTypeSchema xmlns:ct="http://schemas.microsoft.com/office/2006/metadata/contentType" xmlns:ma="http://schemas.microsoft.com/office/2006/metadata/properties/metaAttributes" ct:_="" ma:_="" ma:contentTypeName="Document" ma:contentTypeID="0x010100D15A6DDE525BB14CB2485EB548A20A03" ma:contentTypeVersion="15" ma:contentTypeDescription="Create a new document." ma:contentTypeScope="" ma:versionID="778b9d3ae3deb6341cf84ee099f669e7">
   <xsd:schema xmlns:xsd="http://www.w3.org/2001/XMLSchema" xmlns:xs="http://www.w3.org/2001/XMLSchema" xmlns:p="http://schemas.microsoft.com/office/2006/metadata/properties" xmlns:ns2="af8ade87-a05f-4700-bc65-05433890a910" xmlns:ns3="7dbef119-c806-4674-99ce-75fbf3d23286" targetNamespace="http://schemas.microsoft.com/office/2006/metadata/properties" ma:root="true" ma:fieldsID="14f0a9d412083d25e7a340daa1a38867" ns2:_="" ns3:_="">
     <xsd:import namespace="af8ade87-a05f-4700-bc65-05433890a910"/>
@@ -7886,27 +7965,26 @@
 </ct:contentTypeSchema>
 </file>
 
-<file path=customXml/item2.xml><?xml version="1.0" encoding="utf-8"?>
-<p:properties xmlns:p="http://schemas.microsoft.com/office/2006/metadata/properties" xmlns:xsi="http://www.w3.org/2001/XMLSchema-instance" xmlns:pc="http://schemas.microsoft.com/office/infopath/2007/PartnerControls">
-  <documentManagement>
-    <TaxCatchAll xmlns="7dbef119-c806-4674-99ce-75fbf3d23286" xsi:nil="true"/>
-    <lcf76f155ced4ddcb4097134ff3c332f xmlns="af8ade87-a05f-4700-bc65-05433890a910">
-      <Terms xmlns="http://schemas.microsoft.com/office/infopath/2007/PartnerControls"/>
-    </lcf76f155ced4ddcb4097134ff3c332f>
-  </documentManagement>
-</p:properties>
+<file path=customXml/itemProps1.xml><?xml version="1.0" encoding="utf-8"?>
+<ds:datastoreItem xmlns:ds="http://schemas.openxmlformats.org/officeDocument/2006/customXml" ds:itemID="{F93F3582-894A-4650-B1DA-E6BF328AEA63}">
+  <ds:schemaRefs>
+    <ds:schemaRef ds:uri="http://schemas.microsoft.com/sharepoint/v3/contenttype/forms"/>
+  </ds:schemaRefs>
+</ds:datastoreItem>
 </file>
 
-<file path=customXml/item3.xml><?xml version="1.0" encoding="utf-8"?>
-<?mso-contentType ?>
-<FormTemplates xmlns="http://schemas.microsoft.com/sharepoint/v3/contenttype/forms">
-  <Display>DocumentLibraryForm</Display>
-  <Edit>DocumentLibraryForm</Edit>
-  <New>DocumentLibraryForm</New>
-</FormTemplates>
+<file path=customXml/itemProps2.xml><?xml version="1.0" encoding="utf-8"?>
+<ds:datastoreItem xmlns:ds="http://schemas.openxmlformats.org/officeDocument/2006/customXml" ds:itemID="{5F4094FA-4F1A-4675-8E5C-3B6924602053}">
+  <ds:schemaRefs>
+    <ds:schemaRef ds:uri="http://schemas.microsoft.com/office/2006/metadata/properties"/>
+    <ds:schemaRef ds:uri="http://schemas.microsoft.com/office/infopath/2007/PartnerControls"/>
+    <ds:schemaRef ds:uri="7dbef119-c806-4674-99ce-75fbf3d23286"/>
+    <ds:schemaRef ds:uri="af8ade87-a05f-4700-bc65-05433890a910"/>
+  </ds:schemaRefs>
+</ds:datastoreItem>
 </file>
 
-<file path=customXml/itemProps1.xml><?xml version="1.0" encoding="utf-8"?>
+<file path=customXml/itemProps3.xml><?xml version="1.0" encoding="utf-8"?>
 <ds:datastoreItem xmlns:ds="http://schemas.openxmlformats.org/officeDocument/2006/customXml" ds:itemID="{AD83BEF4-1557-4623-9DCA-E22EC527C164}">
   <ds:schemaRefs>
     <ds:schemaRef ds:uri="http://schemas.microsoft.com/office/2006/metadata/contentType"/>
@@ -7925,21 +8003,8 @@
 </ds:datastoreItem>
 </file>
 
-<file path=customXml/itemProps2.xml><?xml version="1.0" encoding="utf-8"?>
-<ds:datastoreItem xmlns:ds="http://schemas.openxmlformats.org/officeDocument/2006/customXml" ds:itemID="{5F4094FA-4F1A-4675-8E5C-3B6924602053}">
-  <ds:schemaRefs>
-    <ds:schemaRef ds:uri="http://schemas.microsoft.com/office/2006/metadata/properties"/>
-    <ds:schemaRef ds:uri="http://schemas.microsoft.com/office/infopath/2007/PartnerControls"/>
-    <ds:schemaRef ds:uri="7dbef119-c806-4674-99ce-75fbf3d23286"/>
-    <ds:schemaRef ds:uri="af8ade87-a05f-4700-bc65-05433890a910"/>
-  </ds:schemaRefs>
-</ds:datastoreItem>
-</file>
-
-<file path=customXml/itemProps3.xml><?xml version="1.0" encoding="utf-8"?>
-<ds:datastoreItem xmlns:ds="http://schemas.openxmlformats.org/officeDocument/2006/customXml" ds:itemID="{F93F3582-894A-4650-B1DA-E6BF328AEA63}">
-  <ds:schemaRefs>
-    <ds:schemaRef ds:uri="http://schemas.microsoft.com/sharepoint/v3/contenttype/forms"/>
-  </ds:schemaRefs>
-</ds:datastoreItem>
+<file path=docMetadata/LabelInfo.xml><?xml version="1.0" encoding="utf-8"?>
+<clbl:labelList xmlns:clbl="http://schemas.microsoft.com/office/2020/mipLabelMetadata">
+  <clbl:label id="{e0793d39-0939-496d-b129-198edd916feb}" enabled="0" method="" siteId="{e0793d39-0939-496d-b129-198edd916feb}" removed="1"/>
+</clbl:labelList>
 </file>
--- a/PHOCS-Docgentemplates/PHOCS Construction Permit for Water Supply System Template V0.3.docx
+++ b/PHOCS-Docgentemplates/PHOCS Construction Permit for Water Supply System Template V0.3.docx
@@ -2180,6 +2180,7 @@
         <w:textAlignment w:val="baseline"/>
         <w:rPr>
           <w:rFonts w:ascii="Calibri" w:eastAsiaTheme="minorEastAsia" w:hAnsi="Calibri" w:cs="Calibri"/>
+          <w:lang w:val="en-US"/>
         </w:rPr>
       </w:pPr>
       <w:r>
@@ -2210,11 +2211,20 @@
           <v:shape id="_x0000_i1025" type="#_x0000_t75" style="width:490.5pt;height:74.5pt" o:ole="">
             <v:imagedata r:id="rId10" o:title=""/>
           </v:shape>
-          <o:OLEObject Type="Embed" ProgID="Word.Document.12" ShapeID="_x0000_i1025" DrawAspect="Content" ObjectID="_1817120246" r:id="rId11">
+          <o:OLEObject Type="Embed" ProgID="Word.Document.12" ShapeID="_x0000_i1025" DrawAspect="Content" ObjectID="_1817824463" r:id="rId11">
             <o:FieldCodes>\s</o:FieldCodes>
           </o:OLEObject>
         </w:object>
       </w:r>
+    </w:p>
+    <w:p>
+      <w:pPr>
+        <w:spacing w:after="0" w:line="240" w:lineRule="auto"/>
+        <w:textAlignment w:val="baseline"/>
+        <w:rPr>
+          <w:rFonts w:ascii="Calibri" w:eastAsiaTheme="minorEastAsia" w:hAnsi="Calibri" w:cs="Calibri"/>
+        </w:rPr>
+      </w:pPr>
     </w:p>
     <w:p>
       <w:pPr>
@@ -2666,7 +2676,15 @@
           <w:rFonts w:ascii="Calibri" w:eastAsiaTheme="minorEastAsia" w:hAnsi="Calibri" w:cs="Calibri"/>
           <w:color w:val="000000" w:themeColor="text1"/>
         </w:rPr>
-        <w:t xml:space="preserve">in writing.  This approval is subject to the design amendments and conditions </w:t>
+        <w:t xml:space="preserve">in writing.  This approval is subject to the design </w:t>
+      </w:r>
+      <w:r>
+        <w:rPr>
+          <w:rFonts w:ascii="Calibri" w:eastAsiaTheme="minorEastAsia" w:hAnsi="Calibri" w:cs="Calibri"/>
+          <w:color w:val="000000" w:themeColor="text1"/>
+        </w:rPr>
+        <w:lastRenderedPageBreak/>
+        <w:t xml:space="preserve">amendments and conditions </w:t>
       </w:r>
       <w:r>
         <w:rPr>
@@ -7000,6 +7018,7 @@
   <w:style w:type="character" w:default="1" w:styleId="DefaultParagraphFont">
     <w:name w:val="Default Paragraph Font"/>
     <w:uiPriority w:val="1"/>
+    <w:semiHidden/>
     <w:unhideWhenUsed/>
   </w:style>
   <w:style w:type="table" w:default="1" w:styleId="TableNormal">
@@ -7717,15 +7736,6 @@
 </file>
 
 <file path=customXml/item1.xml><?xml version="1.0" encoding="utf-8"?>
-<?mso-contentType ?>
-<FormTemplates xmlns="http://schemas.microsoft.com/sharepoint/v3/contenttype/forms">
-  <Display>DocumentLibraryForm</Display>
-  <Edit>DocumentLibraryForm</Edit>
-  <New>DocumentLibraryForm</New>
-</FormTemplates>
-</file>
-
-<file path=customXml/item2.xml><?xml version="1.0" encoding="utf-8"?>
 <p:properties xmlns:p="http://schemas.microsoft.com/office/2006/metadata/properties" xmlns:xsi="http://www.w3.org/2001/XMLSchema-instance" xmlns:pc="http://schemas.microsoft.com/office/infopath/2007/PartnerControls">
   <documentManagement>
     <TaxCatchAll xmlns="7dbef119-c806-4674-99ce-75fbf3d23286" xsi:nil="true"/>
@@ -7734,6 +7744,15 @@
     </lcf76f155ced4ddcb4097134ff3c332f>
   </documentManagement>
 </p:properties>
+</file>
+
+<file path=customXml/item2.xml><?xml version="1.0" encoding="utf-8"?>
+<?mso-contentType ?>
+<FormTemplates xmlns="http://schemas.microsoft.com/sharepoint/v3/contenttype/forms">
+  <Display>DocumentLibraryForm</Display>
+  <Edit>DocumentLibraryForm</Edit>
+  <New>DocumentLibraryForm</New>
+</FormTemplates>
 </file>
 
 <file path=customXml/item3.xml><?xml version="1.0" encoding="utf-8"?>
@@ -7966,20 +7985,20 @@
 </file>
 
 <file path=customXml/itemProps1.xml><?xml version="1.0" encoding="utf-8"?>
-<ds:datastoreItem xmlns:ds="http://schemas.openxmlformats.org/officeDocument/2006/customXml" ds:itemID="{F93F3582-894A-4650-B1DA-E6BF328AEA63}">
-  <ds:schemaRefs>
-    <ds:schemaRef ds:uri="http://schemas.microsoft.com/sharepoint/v3/contenttype/forms"/>
-  </ds:schemaRefs>
-</ds:datastoreItem>
-</file>
-
-<file path=customXml/itemProps2.xml><?xml version="1.0" encoding="utf-8"?>
 <ds:datastoreItem xmlns:ds="http://schemas.openxmlformats.org/officeDocument/2006/customXml" ds:itemID="{5F4094FA-4F1A-4675-8E5C-3B6924602053}">
   <ds:schemaRefs>
     <ds:schemaRef ds:uri="http://schemas.microsoft.com/office/2006/metadata/properties"/>
     <ds:schemaRef ds:uri="http://schemas.microsoft.com/office/infopath/2007/PartnerControls"/>
     <ds:schemaRef ds:uri="7dbef119-c806-4674-99ce-75fbf3d23286"/>
     <ds:schemaRef ds:uri="af8ade87-a05f-4700-bc65-05433890a910"/>
+  </ds:schemaRefs>
+</ds:datastoreItem>
+</file>
+
+<file path=customXml/itemProps2.xml><?xml version="1.0" encoding="utf-8"?>
+<ds:datastoreItem xmlns:ds="http://schemas.openxmlformats.org/officeDocument/2006/customXml" ds:itemID="{F93F3582-894A-4650-B1DA-E6BF328AEA63}">
+  <ds:schemaRefs>
+    <ds:schemaRef ds:uri="http://schemas.microsoft.com/sharepoint/v3/contenttype/forms"/>
   </ds:schemaRefs>
 </ds:datastoreItem>
 </file>

--- a/PHOCS-Docgentemplates/PHOCS Construction Permit for Water Supply System Template V0.3.docx
+++ b/PHOCS-Docgentemplates/PHOCS Construction Permit for Water Supply System Template V0.3.docx
@@ -56,7 +56,6 @@
         <w:tc>
           <w:tcPr>
             <w:tcW w:w="3465" w:type="dxa"/>
-            <w:shd w:val="clear" w:color="auto" w:fill="auto"/>
           </w:tcPr>
           <w:p>
             <w:pPr>
@@ -72,7 +71,6 @@
         <w:tc>
           <w:tcPr>
             <w:tcW w:w="5460" w:type="dxa"/>
-            <w:shd w:val="clear" w:color="auto" w:fill="auto"/>
           </w:tcPr>
           <w:p>
             <w:pPr>
@@ -91,7 +89,6 @@
         <w:tc>
           <w:tcPr>
             <w:tcW w:w="3465" w:type="dxa"/>
-            <w:shd w:val="clear" w:color="auto" w:fill="auto"/>
           </w:tcPr>
           <w:p>
             <w:pPr>
@@ -118,7 +115,6 @@
         <w:tc>
           <w:tcPr>
             <w:tcW w:w="5460" w:type="dxa"/>
-            <w:shd w:val="clear" w:color="auto" w:fill="auto"/>
           </w:tcPr>
           <w:p>
             <w:pPr>
@@ -168,7 +164,6 @@
         <w:tc>
           <w:tcPr>
             <w:tcW w:w="3465" w:type="dxa"/>
-            <w:shd w:val="clear" w:color="auto" w:fill="auto"/>
           </w:tcPr>
           <w:p>
             <w:pPr>
@@ -194,7 +189,6 @@
         <w:tc>
           <w:tcPr>
             <w:tcW w:w="5460" w:type="dxa"/>
-            <w:shd w:val="clear" w:color="auto" w:fill="auto"/>
           </w:tcPr>
           <w:p>
             <w:pPr>
@@ -254,7 +248,6 @@
         <w:tc>
           <w:tcPr>
             <w:tcW w:w="3465" w:type="dxa"/>
-            <w:shd w:val="clear" w:color="auto" w:fill="auto"/>
           </w:tcPr>
           <w:p>
             <w:pPr>
@@ -280,7 +273,6 @@
         <w:tc>
           <w:tcPr>
             <w:tcW w:w="5460" w:type="dxa"/>
-            <w:shd w:val="clear" w:color="auto" w:fill="auto"/>
           </w:tcPr>
           <w:p>
             <w:pPr>
@@ -349,7 +341,6 @@
         <w:tc>
           <w:tcPr>
             <w:tcW w:w="3465" w:type="dxa"/>
-            <w:shd w:val="clear" w:color="auto" w:fill="auto"/>
           </w:tcPr>
           <w:p>
             <w:pPr>
@@ -375,7 +366,6 @@
         <w:tc>
           <w:tcPr>
             <w:tcW w:w="5460" w:type="dxa"/>
-            <w:shd w:val="clear" w:color="auto" w:fill="auto"/>
           </w:tcPr>
           <w:p>
             <w:pPr>
@@ -425,7 +415,6 @@
         <w:tc>
           <w:tcPr>
             <w:tcW w:w="3465" w:type="dxa"/>
-            <w:shd w:val="clear" w:color="auto" w:fill="auto"/>
           </w:tcPr>
           <w:p>
             <w:pPr>
@@ -461,7 +450,6 @@
         <w:tc>
           <w:tcPr>
             <w:tcW w:w="5460" w:type="dxa"/>
-            <w:shd w:val="clear" w:color="auto" w:fill="auto"/>
           </w:tcPr>
           <w:p>
             <w:pPr>
@@ -594,7 +582,6 @@
               </w:rPr>
               <w:t>#WaterSuppliers</w:t>
             </w:r>
-            <w:proofErr w:type="gramStart"/>
             <w:r>
               <w:rPr>
                 <w:rFonts w:ascii="Calibri" w:eastAsia="Calibri" w:hAnsi="Calibri" w:cs="Calibri"/>
@@ -611,17 +598,7 @@
                 <w:sz w:val="24"/>
                 <w:szCs w:val="24"/>
               </w:rPr>
-              <w:t>{</w:t>
-            </w:r>
-            <w:proofErr w:type="gramEnd"/>
-            <w:r>
-              <w:rPr>
-                <w:rFonts w:ascii="Calibri" w:eastAsia="Calibri" w:hAnsi="Calibri" w:cs="Calibri"/>
-                <w:color w:val="000000" w:themeColor="text1"/>
-                <w:sz w:val="24"/>
-                <w:szCs w:val="24"/>
-              </w:rPr>
-              <w:t>{WaterSuppliersName}}</w:t>
+              <w:t>{{WaterSuppliersName}}</w:t>
             </w:r>
           </w:p>
         </w:tc>
@@ -1171,7 +1148,6 @@
               </w:rPr>
               <w:t>DocumentChecklistItems</w:t>
             </w:r>
-            <w:proofErr w:type="gramStart"/>
             <w:r>
               <w:rPr>
                 <w:rFonts w:ascii="Calibri" w:eastAsia="Times New Roman" w:hAnsi="Calibri" w:cs="Calibri"/>
@@ -1188,17 +1164,7 @@
                 <w:kern w:val="0"/>
                 <w14:ligatures w14:val="none"/>
               </w:rPr>
-              <w:t>{</w:t>
-            </w:r>
-            <w:proofErr w:type="gramEnd"/>
-            <w:r>
-              <w:rPr>
-                <w:rFonts w:ascii="Calibri" w:eastAsia="Times New Roman" w:hAnsi="Calibri" w:cs="Calibri"/>
-                <w:color w:val="000000"/>
-                <w:kern w:val="0"/>
-                <w14:ligatures w14:val="none"/>
-              </w:rPr>
-              <w:t>{</w:t>
+              <w:t>{{</w:t>
             </w:r>
             <w:r>
               <w:rPr>
@@ -1394,12 +1360,13 @@
             <w:r>
               <w:rPr>
                 <w:rFonts w:ascii="Calibri" w:eastAsia="Times New Roman" w:hAnsi="Calibri" w:cs="Calibri"/>
-                <w:color w:val="4C94D8" w:themeColor="text2" w:themeTint="80"/>
+                <w:color w:val="000000"/>
                 <w:kern w:val="0"/>
                 <w14:ligatures w14:val="none"/>
               </w:rPr>
-              <w:t xml:space="preserve"> </w:t>
-            </w:r>
+              <w:t>{{</w:t>
+            </w:r>
+            <w:proofErr w:type="spellStart"/>
             <w:r>
               <w:rPr>
                 <w:rFonts w:ascii="Calibri" w:eastAsia="Times New Roman" w:hAnsi="Calibri" w:cs="Calibri"/>
@@ -1407,17 +1374,7 @@
                 <w:kern w:val="0"/>
                 <w14:ligatures w14:val="none"/>
               </w:rPr>
-              <w:t>{{</w:t>
-            </w:r>
-            <w:proofErr w:type="spellStart"/>
-            <w:r>
-              <w:rPr>
-                <w:rFonts w:ascii="Calibri" w:eastAsia="Times New Roman" w:hAnsi="Calibri" w:cs="Calibri"/>
-                <w:color w:val="000000"/>
-                <w:kern w:val="0"/>
-                <w14:ligatures w14:val="none"/>
-              </w:rPr>
-              <w:t>SealedDate</w:t>
+              <w:t>FormattedSealedDate</w:t>
             </w:r>
             <w:proofErr w:type="spellEnd"/>
             <w:r>
@@ -1736,6 +1693,7 @@
               </w:rPr>
               <w:t>{{</w:t>
             </w:r>
+            <w:proofErr w:type="spellStart"/>
             <w:r>
               <w:rPr>
                 <w:rFonts w:ascii="Calibri" w:eastAsia="Times New Roman" w:hAnsi="Calibri" w:cs="Calibri"/>
@@ -1745,6 +1703,7 @@
               </w:rPr>
               <w:t>BLAEngineeringDesignFirmName</w:t>
             </w:r>
+            <w:proofErr w:type="spellEnd"/>
             <w:r>
               <w:rPr>
                 <w:rFonts w:ascii="Calibri" w:eastAsia="Times New Roman" w:hAnsi="Calibri" w:cs="Calibri"/>
@@ -2211,7 +2170,7 @@
           <v:shape id="_x0000_i1025" type="#_x0000_t75" style="width:490.5pt;height:74.5pt" o:ole="">
             <v:imagedata r:id="rId10" o:title=""/>
           </v:shape>
-          <o:OLEObject Type="Embed" ProgID="Word.Document.12" ShapeID="_x0000_i1025" DrawAspect="Content" ObjectID="_1817824463" r:id="rId11">
+          <o:OLEObject Type="Embed" ProgID="Word.Document.12" ShapeID="_x0000_i1025" DrawAspect="Content" ObjectID="_1819537516" r:id="rId11">
             <o:FieldCodes>\s</o:FieldCodes>
           </o:OLEObject>
         </w:object>
@@ -3258,7 +3217,6 @@
               </w:rPr>
               <w:t>{{</w:t>
             </w:r>
-            <w:proofErr w:type="spellStart"/>
             <w:r>
               <w:rPr>
                 <w:rFonts w:ascii="Calibri" w:eastAsia="Calibri" w:hAnsi="Calibri" w:cs="Calibri"/>
@@ -3268,7 +3226,6 @@
               </w:rPr>
               <w:t>BLAOwnerName</w:t>
             </w:r>
-            <w:proofErr w:type="spellEnd"/>
             <w:r>
               <w:rPr>
                 <w:rFonts w:ascii="Calibri" w:eastAsia="Calibri" w:hAnsi="Calibri" w:cs="Calibri"/>
